--- a/sample-articles/What is ReAct Agents_ how react agent differ from automation agents.docx
+++ b/sample-articles/What is ReAct Agents_ how react agent differ from automation agents.docx
@@ -21,7 +21,7 @@
           <w:szCs w:val="22"/>
           <w:rtl w:val="0"/>
         </w:rPr>
-        <w:t xml:space="preserve">👋 Hi everyone, Hamza. </w:t>
+        <w:t xml:space="preserve">👋 Hi everyone, Imran here. </w:t>
       </w:r>
     </w:p>
     <w:p>
